--- a/SOFTWARE ENGINEERING/Course Project Materials/0.OverallProjectDescription.docx
+++ b/SOFTWARE ENGINEERING/Course Project Materials/0.OverallProjectDescription.docx
@@ -1003,7 +1003,13 @@
         <w:rPr>
           <w:b/>
         </w:rPr>
-        <w:t>an implementation layer composed of Object-Oriented Classes.</w:t>
+        <w:t>an implementation layer composed of Object-Oriented Classes</w:t>
+      </w:r>
+      <w:r>
+        <w:rPr>
+          <w:b/>
+        </w:rPr>
+        <w:t xml:space="preserve"> in Python or Java.</w:t>
       </w:r>
       <w:r>
         <w:rPr>
@@ -1254,7 +1260,11 @@
         <w:t xml:space="preserve">PRIVATE </w:t>
       </w:r>
       <w:r>
-        <w:t xml:space="preserve">GitHub repository and include its URL in the proposal. You must add the course TA, as a collaborator as well as the respective professor of your registered section. Here are our GitHub usernames: </w:t>
+        <w:t xml:space="preserve">GitHub repository and include its URL in the proposal. You must add the course </w:t>
+      </w:r>
+      <w:r>
+        <w:lastRenderedPageBreak/>
+        <w:t xml:space="preserve">TA, as a collaborator as well as the respective professor of your registered section. Here are our GitHub usernames: </w:t>
       </w:r>
       <w:r>
         <w:rPr>
@@ -1291,7 +1301,6 @@
         <w:rPr>
           <w:i/>
         </w:rPr>
-        <w:lastRenderedPageBreak/>
         <w:t xml:space="preserve"> </w:t>
       </w:r>
     </w:p>
@@ -1632,6 +1641,7 @@
         <w:ind w:right="122" w:hanging="360"/>
       </w:pPr>
       <w:r>
+        <w:lastRenderedPageBreak/>
         <w:t xml:space="preserve">The initial grade for Deliverable 3 will be assigned upon the submission of the first version. </w:t>
       </w:r>
     </w:p>
@@ -1656,7 +1666,6 @@
         <w:ind w:right="122" w:hanging="360"/>
       </w:pPr>
       <w:r>
-        <w:lastRenderedPageBreak/>
         <w:t xml:space="preserve">Your team is expected to submit Version 2 of Deliverable 3 at the culmination of the course (during the submission of Deliverable 5). </w:t>
       </w:r>
     </w:p>
@@ -1964,6 +1973,7 @@
         <w:ind w:right="122" w:hanging="360"/>
       </w:pPr>
       <w:r>
+        <w:lastRenderedPageBreak/>
         <w:t xml:space="preserve">Briefly summarize the technical details about the implementation and testing, including the programming languages and general technology stack used. </w:t>
       </w:r>
       <w:proofErr w:type="gramStart"/>
@@ -1980,11 +1990,7 @@
         <w:t xml:space="preserve"> </w:t>
       </w:r>
       <w:r>
-        <w:t xml:space="preserve"> </w:t>
-      </w:r>
-      <w:r>
-        <w:lastRenderedPageBreak/>
-        <w:t>Conclude</w:t>
+        <w:t xml:space="preserve"> Conclude</w:t>
       </w:r>
       <w:proofErr w:type="gramEnd"/>
       <w:r>

--- a/SOFTWARE ENGINEERING/Course Project Materials/0.OverallProjectDescription.docx
+++ b/SOFTWARE ENGINEERING/Course Project Materials/0.OverallProjectDescription.docx
@@ -872,6 +872,55 @@
       <w:r>
         <w:t xml:space="preserve">For this project, you and your team will propose an original software concept that addresses a specific challenge within the sustainability domain. Your idea should focus on leveraging technology to create impactful and practical solutions that contribute to a more sustainable future. </w:t>
       </w:r>
+      <w:r>
+        <w:t xml:space="preserve"> While the possible options are unlimited some ideas can be:</w:t>
+      </w:r>
+    </w:p>
+    <w:p>
+      <w:pPr>
+        <w:pStyle w:val="ListParagraph"/>
+        <w:numPr>
+          <w:ilvl w:val="0"/>
+          <w:numId w:val="5"/>
+        </w:numPr>
+        <w:ind w:right="122"/>
+      </w:pPr>
+      <w:r>
+        <w:lastRenderedPageBreak/>
+        <w:t xml:space="preserve">Campus Thrift App: Design </w:t>
+      </w:r>
+      <w:r>
+        <w:t xml:space="preserve">and build </w:t>
+      </w:r>
+      <w:r>
+        <w:t>a platform for students to share/repurpose items instead of buying new ones and throwing others away</w:t>
+      </w:r>
+    </w:p>
+    <w:p>
+      <w:pPr>
+        <w:pStyle w:val="ListParagraph"/>
+        <w:numPr>
+          <w:ilvl w:val="0"/>
+          <w:numId w:val="5"/>
+        </w:numPr>
+        <w:ind w:right="122"/>
+      </w:pPr>
+      <w:r>
+        <w:t>Personal carbon footprint tracker and recommendations engine.  Use purchasing records and other activities to track and recommend improvements.</w:t>
+      </w:r>
+    </w:p>
+    <w:p>
+      <w:pPr>
+        <w:pStyle w:val="ListParagraph"/>
+        <w:numPr>
+          <w:ilvl w:val="0"/>
+          <w:numId w:val="5"/>
+        </w:numPr>
+        <w:ind w:right="122"/>
+      </w:pPr>
+      <w:r>
+        <w:t>Solar potential for roofs and other spaces.  Accept geographical coordinates and/or addresses and produce an estimate of solar potential.</w:t>
+      </w:r>
     </w:p>
     <w:p>
       <w:pPr>
@@ -880,7 +929,6 @@
         <w:jc w:val="left"/>
       </w:pPr>
       <w:r>
-        <w:lastRenderedPageBreak/>
         <w:t xml:space="preserve"> </w:t>
       </w:r>
     </w:p>
@@ -1209,6 +1257,7 @@
         <w:ind w:right="122" w:hanging="199"/>
       </w:pPr>
       <w:r>
+        <w:lastRenderedPageBreak/>
         <w:t xml:space="preserve">You will utilize the </w:t>
       </w:r>
       <w:r>
@@ -1260,11 +1309,7 @@
         <w:t xml:space="preserve">PRIVATE </w:t>
       </w:r>
       <w:r>
-        <w:t xml:space="preserve">GitHub repository and include its URL in the proposal. You must add the course </w:t>
-      </w:r>
-      <w:r>
-        <w:lastRenderedPageBreak/>
-        <w:t xml:space="preserve">TA, as a collaborator as well as the respective professor of your registered section. Here are our GitHub usernames: </w:t>
+        <w:t xml:space="preserve">GitHub repository and include its URL in the proposal. You must add the course TA, as a collaborator as well as the respective professor of your registered section. Here are our GitHub usernames: </w:t>
       </w:r>
       <w:r>
         <w:rPr>
@@ -1600,6 +1645,7 @@
         <w:jc w:val="left"/>
       </w:pPr>
       <w:r>
+        <w:lastRenderedPageBreak/>
         <w:t xml:space="preserve"> </w:t>
       </w:r>
     </w:p>
@@ -1641,7 +1687,6 @@
         <w:ind w:right="122" w:hanging="360"/>
       </w:pPr>
       <w:r>
-        <w:lastRenderedPageBreak/>
         <w:t xml:space="preserve">The initial grade for Deliverable 3 will be assigned upon the submission of the first version. </w:t>
       </w:r>
     </w:p>
@@ -1922,6 +1967,7 @@
         <w:ind w:right="122" w:hanging="360"/>
       </w:pPr>
       <w:r>
+        <w:lastRenderedPageBreak/>
         <w:t xml:space="preserve">Each group is allocated 15 minutes for the presentation, followed by a 5-minute Q&amp;A session. </w:t>
       </w:r>
     </w:p>
@@ -1973,7 +2019,6 @@
         <w:ind w:right="122" w:hanging="360"/>
       </w:pPr>
       <w:r>
-        <w:lastRenderedPageBreak/>
         <w:t xml:space="preserve">Briefly summarize the technical details about the implementation and testing, including the programming languages and general technology stack used. </w:t>
       </w:r>
       <w:proofErr w:type="gramStart"/>
@@ -2778,6 +2823,118 @@
     </w:lvl>
   </w:abstractNum>
   <w:abstractNum w:abstractNumId="3" w15:restartNumberingAfterBreak="0">
+    <w:nsid w:val="3FA43BC4"/>
+    <w:multiLevelType w:val="hybridMultilevel"/>
+    <w:tmpl w:val="4D46F3C4"/>
+    <w:lvl w:ilvl="0" w:tplc="EEE4316C">
+      <w:numFmt w:val="bullet"/>
+      <w:lvlText w:val=""/>
+      <w:lvlJc w:val="left"/>
+      <w:pPr>
+        <w:ind w:left="1080" w:hanging="360"/>
+      </w:pPr>
+      <w:rPr>
+        <w:rFonts w:ascii="Symbol" w:eastAsia="Times New Roman" w:hAnsi="Symbol" w:cs="Times New Roman" w:hint="default"/>
+      </w:rPr>
+    </w:lvl>
+    <w:lvl w:ilvl="1" w:tplc="04090003" w:tentative="1">
+      <w:start w:val="1"/>
+      <w:numFmt w:val="bullet"/>
+      <w:lvlText w:val="o"/>
+      <w:lvlJc w:val="left"/>
+      <w:pPr>
+        <w:ind w:left="1800" w:hanging="360"/>
+      </w:pPr>
+      <w:rPr>
+        <w:rFonts w:ascii="Courier New" w:hAnsi="Courier New" w:cs="Courier New" w:hint="default"/>
+      </w:rPr>
+    </w:lvl>
+    <w:lvl w:ilvl="2" w:tplc="04090005" w:tentative="1">
+      <w:start w:val="1"/>
+      <w:numFmt w:val="bullet"/>
+      <w:lvlText w:val=""/>
+      <w:lvlJc w:val="left"/>
+      <w:pPr>
+        <w:ind w:left="2520" w:hanging="360"/>
+      </w:pPr>
+      <w:rPr>
+        <w:rFonts w:ascii="Wingdings" w:hAnsi="Wingdings" w:hint="default"/>
+      </w:rPr>
+    </w:lvl>
+    <w:lvl w:ilvl="3" w:tplc="04090001" w:tentative="1">
+      <w:start w:val="1"/>
+      <w:numFmt w:val="bullet"/>
+      <w:lvlText w:val=""/>
+      <w:lvlJc w:val="left"/>
+      <w:pPr>
+        <w:ind w:left="3240" w:hanging="360"/>
+      </w:pPr>
+      <w:rPr>
+        <w:rFonts w:ascii="Symbol" w:hAnsi="Symbol" w:hint="default"/>
+      </w:rPr>
+    </w:lvl>
+    <w:lvl w:ilvl="4" w:tplc="04090003" w:tentative="1">
+      <w:start w:val="1"/>
+      <w:numFmt w:val="bullet"/>
+      <w:lvlText w:val="o"/>
+      <w:lvlJc w:val="left"/>
+      <w:pPr>
+        <w:ind w:left="3960" w:hanging="360"/>
+      </w:pPr>
+      <w:rPr>
+        <w:rFonts w:ascii="Courier New" w:hAnsi="Courier New" w:cs="Courier New" w:hint="default"/>
+      </w:rPr>
+    </w:lvl>
+    <w:lvl w:ilvl="5" w:tplc="04090005" w:tentative="1">
+      <w:start w:val="1"/>
+      <w:numFmt w:val="bullet"/>
+      <w:lvlText w:val=""/>
+      <w:lvlJc w:val="left"/>
+      <w:pPr>
+        <w:ind w:left="4680" w:hanging="360"/>
+      </w:pPr>
+      <w:rPr>
+        <w:rFonts w:ascii="Wingdings" w:hAnsi="Wingdings" w:hint="default"/>
+      </w:rPr>
+    </w:lvl>
+    <w:lvl w:ilvl="6" w:tplc="04090001" w:tentative="1">
+      <w:start w:val="1"/>
+      <w:numFmt w:val="bullet"/>
+      <w:lvlText w:val=""/>
+      <w:lvlJc w:val="left"/>
+      <w:pPr>
+        <w:ind w:left="5400" w:hanging="360"/>
+      </w:pPr>
+      <w:rPr>
+        <w:rFonts w:ascii="Symbol" w:hAnsi="Symbol" w:hint="default"/>
+      </w:rPr>
+    </w:lvl>
+    <w:lvl w:ilvl="7" w:tplc="04090003" w:tentative="1">
+      <w:start w:val="1"/>
+      <w:numFmt w:val="bullet"/>
+      <w:lvlText w:val="o"/>
+      <w:lvlJc w:val="left"/>
+      <w:pPr>
+        <w:ind w:left="6120" w:hanging="360"/>
+      </w:pPr>
+      <w:rPr>
+        <w:rFonts w:ascii="Courier New" w:hAnsi="Courier New" w:cs="Courier New" w:hint="default"/>
+      </w:rPr>
+    </w:lvl>
+    <w:lvl w:ilvl="8" w:tplc="04090005" w:tentative="1">
+      <w:start w:val="1"/>
+      <w:numFmt w:val="bullet"/>
+      <w:lvlText w:val=""/>
+      <w:lvlJc w:val="left"/>
+      <w:pPr>
+        <w:ind w:left="6840" w:hanging="360"/>
+      </w:pPr>
+      <w:rPr>
+        <w:rFonts w:ascii="Wingdings" w:hAnsi="Wingdings" w:hint="default"/>
+      </w:rPr>
+    </w:lvl>
+  </w:abstractNum>
+  <w:abstractNum w:abstractNumId="4" w15:restartNumberingAfterBreak="0">
     <w:nsid w:val="73490624"/>
     <w:multiLevelType w:val="hybridMultilevel"/>
     <w:tmpl w:val="8F8A237E"/>
@@ -2999,6 +3156,9 @@
     <w:abstractNumId w:val="1"/>
   </w:num>
   <w:num w:numId="4" w16cid:durableId="1322537658">
+    <w:abstractNumId w:val="4"/>
+  </w:num>
+  <w:num w:numId="5" w16cid:durableId="1840121868">
     <w:abstractNumId w:val="3"/>
   </w:num>
 </w:numbering>
@@ -3473,6 +3633,17 @@
       <w:u w:val="single" w:color="FF9900"/>
     </w:rPr>
   </w:style>
+  <w:style w:type="paragraph" w:styleId="ListParagraph">
+    <w:name w:val="List Paragraph"/>
+    <w:basedOn w:val="Normal"/>
+    <w:uiPriority w:val="34"/>
+    <w:qFormat/>
+    <w:rsid w:val="008240EC"/>
+    <w:pPr>
+      <w:ind w:left="720"/>
+      <w:contextualSpacing/>
+    </w:pPr>
+  </w:style>
 </w:styles>
 </file>
 

--- a/SOFTWARE ENGINEERING/Course Project Materials/0.OverallProjectDescription.docx
+++ b/SOFTWARE ENGINEERING/Course Project Materials/0.OverallProjectDescription.docx
@@ -134,7 +134,15 @@
         <w:ind w:right="122"/>
       </w:pPr>
       <w:r>
-        <w:t xml:space="preserve">In this project, you are expected to demonstrate a solid grasp of the main software engineering principles and techniques as part of a team. You will do so by proposing, planning, designing, implementing, and testing a software system. This project will be carried out as a group effort. Note that the deadlines for all deliverables can be found in the course schedule as well as on Brightspace. </w:t>
+        <w:t xml:space="preserve">In this project, you are expected to demonstrate a solid grasp of the main software engineering principles and techniques as part of a team. You will do so by proposing, planning, designing, implementing, and testing a software system. This project will be carried out as a group effort. Note that the deadlines for all deliverables can be found in the course schedule as well as on </w:t>
+      </w:r>
+      <w:proofErr w:type="spellStart"/>
+      <w:r>
+        <w:t>Gradescope</w:t>
+      </w:r>
+      <w:proofErr w:type="spellEnd"/>
+      <w:r>
+        <w:t xml:space="preserve">. </w:t>
       </w:r>
     </w:p>
     <w:p>
@@ -477,7 +485,23 @@
         <w:ind w:right="122" w:hanging="259"/>
       </w:pPr>
       <w:r>
-        <w:t xml:space="preserve">Please follow the instructions provided for each deliverable to understand what should be submitted and where. In general, documents must be submitted on Brightspace while code and documentation must be submitted through GitHub with the repository link provided on Brightspace. </w:t>
+        <w:t xml:space="preserve">Please follow the instructions provided for each deliverable to understand what should be submitted and where. In general, documents must be submitted on </w:t>
+      </w:r>
+      <w:proofErr w:type="spellStart"/>
+      <w:r>
+        <w:t>Gradescope</w:t>
+      </w:r>
+      <w:proofErr w:type="spellEnd"/>
+      <w:r>
+        <w:t xml:space="preserve"> while code and documentation must be submitted through GitHub with the repository link provided on </w:t>
+      </w:r>
+      <w:proofErr w:type="spellStart"/>
+      <w:r>
+        <w:t>Gradescope</w:t>
+      </w:r>
+      <w:proofErr w:type="spellEnd"/>
+      <w:r>
+        <w:t xml:space="preserve">. </w:t>
       </w:r>
     </w:p>
     <w:p>
@@ -1275,7 +1299,15 @@
       </w:r>
       <w:proofErr w:type="gramEnd"/>
       <w:r>
-        <w:t xml:space="preserve"> subsequently submit it through NYU Brightspace for approval. </w:t>
+        <w:t xml:space="preserve"> subsequently submit it through </w:t>
+      </w:r>
+      <w:proofErr w:type="spellStart"/>
+      <w:r>
+        <w:t>Gradescope</w:t>
+      </w:r>
+      <w:proofErr w:type="spellEnd"/>
+      <w:r>
+        <w:t xml:space="preserve"> for approval. </w:t>
       </w:r>
     </w:p>
     <w:p>
@@ -1300,7 +1332,13 @@
         <w:ind w:right="122" w:hanging="199"/>
       </w:pPr>
       <w:r>
-        <w:t xml:space="preserve">In addition to your submitted document on Brightspace, your established group must create a </w:t>
+        <w:t xml:space="preserve">In addition to your submitted document on </w:t>
+      </w:r>
+      <w:r>
+        <w:t>Gradescope</w:t>
+      </w:r>
+      <w:r>
+        <w:t xml:space="preserve">, your established group must create a </w:t>
       </w:r>
       <w:r>
         <w:rPr>
